--- a/docpac_160412/Unit3Lesson5/Unit3Lesson5.docx
+++ b/docpac_160412/Unit3Lesson5/Unit3Lesson5.docx
@@ -10691,7 +10691,7 @@
           <w:sz w:val="20"/>
           <w:szCs w:val="20"/>
         </w:rPr>
-        <w:t>Week 3/</w:t>
+        <w:t>Unit3Lesson5/</w:t>
       </w:r>
     </w:p>
     <w:p>
